--- a/docs/exports/docx/docs-AUTHENTICATION-IMPROVEMENTS.docx
+++ b/docs/exports/docx/docs-AUTHENTICATION-IMPROVEMENTS.docx
@@ -4,7 +4,7 @@
   <w:body>
     <w:p>
       <w:r>
-        <w:t>docs-AUTHENTICATION-IMPROVEMENTS :root { color-scheme: light; } body { font-family: "Segoe UI", "Helvetica Neue", Arial, sans-serif; margin: 0; padding: 0; background: #ffffff; color: #0f172a; } .markdown-body { max-width: 980px; margin: 40px auto 60px; padding: 0 32px; line-height: 1.65; } .markdown-body h1 { font-size: 32px; margin-bottom: 12px; border-bottom: 2px solid #e2e8f0; padding-bottom: 12px; page-break-before: always; page-break-after: avoid; break-before: page; break-after: avoid; } .markdown-body h1:first-of-type { page-break-before: avoid; break-before: avoid; } .markdown-body h2 { font-size: 24px; margin-top: 28px; border-bottom: 1px solid #e2e8f0; padding-bottom: 8px; page-break-before: always; page-break-after: avoid; break-before: page; break-after: avoid; } .markdown-body h3 { font-size: 18px; margin-top: 20px; page-break-after: avoid; break-after: avoid; } .markdown-body h4, .markdown-body h5, .markdown-body h6 { page-break-after: avoid; break-after: avoid; } .markdown-body table { width: 100%; border-collapse: collapse; margin: 16px 0; font-size: 14px; page-break-inside: avoid; break-inside: avoid; } .markdown-body th, .markdown-body td { border: 1px solid #e2e8f0; padding: 8px 10px; text-align: left; } .markdown-body th { background: #f8fafc; } .markdown-body tr { page-break-inside: avoid; break-inside: avoid; } .markdown-body code { background: #f1f5f9; padding: 2px 4px; border-radius: 4px; font-family: "SFMono-Regular", Menlo, Consolas, monospace; font-size: 0.92em; } .markdown-body pre { background: #0f172a; color: #e2e8f0; padding: 16px; border-radius: 8px; overflow-x: auto; page-break-inside: avoid; break-inside: avoid; } .markdown-body pre code { background: transparent; color: inherit; } .markdown-body blockquote { border-left: 4px solid #38bdf8; margin: 16px 0; padding: 8px 16px; background: #f8fafc; color: #334155; } .markdown-body img { max-width: 100%; height: auto; display: block; margin: 16px 0; border-radius: 10px; box-shadow: 0 8px 20px rgba(15, 23, 42, 0.12); page-break-inside: avoid; break-inside: avoid; } .markdown-body figure { page-break-inside: avoid; break-inside: avoid; margin: 16px 0; } .markdown-body a { color: #2563eb; text-decoration: none; } .markdown-body a:hover { text-decoration: underline; } .cover { padding: 80px 60px 60px; background: linear-gradient(135deg, #0b1220 0%, #1e3a8a 100%); color: #f8fafc; border-radius: 18px; margin-bottom: 32px; } .cover-title { font-size: 36px; font-weight: 700; margin: 0 0 12px; } .cover-subtitle { font-size: 18px; color: #cbd5f5; margin: 0 0 16px; } .cover-meta { font-size: 13px; color: #94a3b8; } .page-break { page-break-after: always; break-after: page; } .footer { margin-top: 40px; font-size: 12px; color: #64748b; } /* Print and PDF-specific styles */ @page { margin: 20mm 18mm; } @media print { .markdown-body { orphans: 3; widows: 3; } .markdown-body p { orphans: 3; widows: 3; } .markdown-body li { page-break-inside: avoid; break-inside: avoid; } .markdown-body ul, .markdown-body ol { page-break-before: avoid; break-before: avoid; } .markdown-body blockquote { page-break-inside: avoid; break-inside: avoid; } /* Keep section content together */ .markdown-body h2 + *, .markdown-body h3 + * { page-break-before: avoid; break-before: avoid; } } Authentication System Improvements</w:t>
+        <w:t>docs-AUTHENTICATION-IMPROVEMENTS :root { color-scheme: light; } body { font-family: "Segoe UI", "Helvetica Neue", Arial, sans-serif; margin: 0; padding: 0; background: #f4f7fb; color: #0f172a; } .markdown-body { max-width: 980px; margin: 0 auto; padding: 36px 42px 64px; line-height: 1.65; background: #ffffff; box-shadow: 0 24px 70px rgba(15, 23, 42, 0.08); } .markdown-body h1 { font-size: 34px; line-height: 1.12; margin-bottom: 12px; color: #07111f; border-bottom: 3px solid #0ea5e9; padding-bottom: 12px; page-break-before: always; page-break-after: avoid; break-before: page; break-after: avoid; } .markdown-body h1:first-of-type { page-break-before: avoid; break-before: avoid; } .markdown-body h2 { font-size: 23px; line-height: 1.2; margin-top: 34px; color: #102a43; border-bottom: 1px solid #d7e2ee; padding-bottom: 8px; page-break-after: avoid; break-after: avoid; } .markdown-body h3 { font-size: 18px; margin-top: 20px; color: #1e3a5f; page-break-after: avoid; break-after: avoid; } .markdown-body h4, .markdown-body h5, .markdown-body h6 { page-break-after: avoid; break-after: avoid; } .markdown-body table { width: 100%; border-collapse: collapse; margin: 18px 0 24px; font-size: 13px; page-break-inside: avoid; break-inside: avoid; box-shadow: 0 1px 0 #e2e8f0; } .markdown-body th, .markdown-body td { border: 1px solid #e2e8f0; padding: 9px 11px; text-align: left; vertical-align: top; } .markdown-body th { background: #eef6ff; color: #0f3157; font-weight: 700; } .markdown-body tr:nth-child(even) td { background: #fbfdff; } .markdown-body tr { page-break-inside: avoid; break-inside: avoid; } .markdown-body code { background: #f1f5f9; padding: 2px 4px; border-radius: 4px; font-family: "SFMono-Regular", Menlo, Consolas, monospace; font-size: 0.92em; } .markdown-body pre { background: #111827; color: #e5eef8; padding: 16px; border-radius: 10px; overflow-x: auto; border: 1px solid #243244; page-break-inside: avoid; break-inside: avoid; } .markdown-body pre code { background: transparent; color: inherit; } .markdown-body blockquote { border-left: 5px solid #0ea5e9; margin: 18px 0; padding: 12px 18px; background: #eff8ff; color: #18324f; border-radius: 0 10px 10px 0; } .markdown-body img { max-width: 100%; height: auto; display: block; margin: 16px 0; border-radius: 10px; box-shadow: 0 8px 20px rgba(15, 23, 42, 0.12); page-break-inside: avoid; break-inside: avoid; } .markdown-body figure { page-break-inside: avoid; break-inside: avoid; margin: 16px 0; } .markdown-body a { color: #2563eb; text-decoration: none; } .markdown-body a:hover { text-decoration: underline; } .cover { min-height: 760px; display: flex; flex-direction: column; justify-content: flex-end; padding: 72px 60px 64px; background: linear-gradient(135deg, rgba(9, 30, 66, 0.96) 0%, rgba(12, 74, 110, 0.94) 54%, rgba(20, 83, 45, 0.9) 100%), radial-gradient(circle at 18% 18%, rgba(14, 165, 233, 0.25), transparent 36%); color: #f8fafc; border-radius: 0; margin: -36px -42px 40px; position: relative; overflow: hidden; } .cover::before { content: "PSScript"; position: absolute; top: 46px; left: 60px; font-size: 12px; font-weight: 800; letter-spacing: 0.24em; text-transform: uppercase; color: rgba(226, 246, 255, 0.82); } .cover::after { content: ""; position: absolute; right: -120px; top: -120px; width: 360px; height: 360px; border: 1px solid rgba(255, 255, 255, 0.18); transform: rotate(28deg); } .markdown-body .cover-title { font-size: 48px; line-height: 1.04; font-weight: 800; color: #f8fafc; border-bottom: 3px solid #38bdf8; margin: 0 0 16px; max-width: 720px; } .cover-subtitle { font-size: 20px; line-height: 1.42; color: #dbeafe; margin: 0 0 22px; max-width: 720px; } .cover-meta { display: inline-block; width: fit-content; font-size: 13px; color: #e0f2fe; background: rgba(255, 255, 255, 0.12); border: 1px solid rgba(255, 255, 255, 0.18); border-radius: 999px; padding: 7px 13px; } .page-break { page-break-after: always; break-after: page; } .footer { margin-top: 40px; font-size: 12px; color: #64748b; border-top: 1px solid #e2e8f0; padding-top: 14px; } /* Print and PDF-specific styles */ @page { size: A4; margin: 18mm 16mm 20mm; } @media print { body { background: #ffffff; } .markdown-body { max-width: none; margin: 0; padding: 0; box-shadow: none; } .cover { margin: 0 0 28px; } .markdown-body { orphans: 3; widows: 3; } .markdown-body p { orphans: 3; widows: 3; } .markdown-body li { page-break-inside: avoid; break-inside: avoid; } .markdown-body ul, .markdown-body ol { page-break-before: avoid; break-before: avoid; } .markdown-body blockquote { page-break-inside: avoid; break-inside: avoid; } /* Keep section content together */ .markdown-body h2 + *, .markdown-body h3 + * { page-break-before: avoid; break-before: avoid; } } Authentication Improvements</w:t>
       </w:r>
     </w:p>
     <w:p>
@@ -13,16 +13,47 @@
       </w:pPr>
     </w:p>
     <w:p>
-      <w:pPr>
-        <w:pStyle w:val="Heading2"/>
-      </w:pPr>
       <w:r>
-        <w:t>Overview</w:t>
+        <w:rPr>
+          <w:i/>
+        </w:rPr>
+        <w:t>Last updated: April 28, 2026</w:t>
       </w:r>
     </w:p>
     <w:p>
       <w:r>
-        <w:t>This document outlines the security and usability improvements made to the authentication system in the PSScript application. These enhancements focus on improving error handling, logging, security, and user experience.</w:t>
+        <w:drawing>
+          <wp:inline xmlns:a="http://schemas.openxmlformats.org/drawingml/2006/main" xmlns:pic="http://schemas.openxmlformats.org/drawingml/2006/picture">
+            <wp:extent cx="5303520" cy="5303520"/>
+            <wp:docPr id="1" name="Picture 1"/>
+            <wp:cNvGraphicFramePr>
+              <a:graphicFrameLocks noChangeAspect="1"/>
+            </wp:cNvGraphicFramePr>
+            <a:graphic>
+              <a:graphicData uri="http://schemas.openxmlformats.org/drawingml/2006/picture">
+                <pic:pic>
+                  <pic:nvPicPr>
+                    <pic:cNvPr id="0" name="image.png"/>
+                    <pic:cNvPicPr/>
+                  </pic:nvPicPr>
+                  <pic:blipFill>
+                    <a:blip r:embed="rId9"/>
+                    <a:stretch>
+                      <a:fillRect/>
+                    </a:stretch>
+                  </pic:blipFill>
+                  <pic:spPr>
+                    <a:xfrm>
+                      <a:off x="0" y="0"/>
+                      <a:ext cx="5303520" cy="5303520"/>
+                    </a:xfrm>
+                    <a:prstGeom prst="rect"/>
+                  </pic:spPr>
+                </pic:pic>
+              </a:graphicData>
+            </a:graphic>
+          </wp:inline>
+        </w:drawing>
       </w:r>
     </w:p>
     <w:p>
@@ -30,7 +61,87 @@
         <w:pStyle w:val="Heading2"/>
       </w:pPr>
       <w:r>
-        <w:t>Key Improvements</w:t>
+        <w:t>Current auth model</w:t>
+      </w:r>
+    </w:p>
+    <w:p>
+      <w:pPr>
+        <w:pStyle w:val="ListBullet"/>
+      </w:pPr>
+      <w:r>
+        <w:t>Supabase Auth for hosted identity</w:t>
+      </w:r>
+    </w:p>
+    <w:p>
+      <w:pPr>
+        <w:pStyle w:val="ListBullet"/>
+      </w:pPr>
+      <w:r>
+        <w:t xml:space="preserve">enabled-profile gate through </w:t>
+      </w:r>
+      <w:r>
+        <w:rPr>
+          <w:rFonts w:ascii="Mono" w:hAnsi="Mono"/>
+        </w:rPr>
+        <w:t>app_profiles.is_enabled</w:t>
+      </w:r>
+    </w:p>
+    <w:p>
+      <w:pPr>
+        <w:pStyle w:val="ListBullet"/>
+      </w:pPr>
+      <w:r>
+        <w:t>JWT validation for protected Netlify Function APIs</w:t>
+      </w:r>
+    </w:p>
+    <w:p>
+      <w:pPr>
+        <w:pStyle w:val="ListBullet"/>
+      </w:pPr>
+      <w:r>
+        <w:t>Shared auth middleware across normal protected routes and admin DB maintenance routes</w:t>
+      </w:r>
+    </w:p>
+    <w:p>
+      <w:pPr>
+        <w:pStyle w:val="ListBullet"/>
+      </w:pPr>
+      <w:r>
+        <w:t>Optional auth uses the same auth configuration path as primary auth</w:t>
+      </w:r>
+    </w:p>
+    <w:p>
+      <w:pPr>
+        <w:pStyle w:val="ListBullet"/>
+      </w:pPr>
+      <w:r>
+        <w:t xml:space="preserve">Local frontend development commonly runs with </w:t>
+      </w:r>
+      <w:r>
+        <w:rPr>
+          <w:rFonts w:ascii="Mono" w:hAnsi="Mono"/>
+        </w:rPr>
+        <w:t>VITE_DISABLE_AUTH=true</w:t>
+      </w:r>
+      <w:r>
+        <w:t xml:space="preserve">, which creates a </w:t>
+      </w:r>
+      <w:r>
+        <w:rPr>
+          <w:rFonts w:ascii="Mono" w:hAnsi="Mono"/>
+        </w:rPr>
+        <w:t>dev-admin</w:t>
+      </w:r>
+      <w:r>
+        <w:t xml:space="preserve"> session automatically</w:t>
+      </w:r>
+    </w:p>
+    <w:p>
+      <w:pPr>
+        <w:pStyle w:val="Heading2"/>
+      </w:pPr>
+      <w:r>
+        <w:t>Improvements reflected in code</w:t>
       </w:r>
     </w:p>
     <w:p>
@@ -38,39 +149,12 @@
         <w:pStyle w:val="Heading3"/>
       </w:pPr>
       <w:r>
-        <w:t>1. Enhanced User Model</w:t>
+        <w:t>Unified protected-route behavior</w:t>
       </w:r>
     </w:p>
     <w:p>
-      <w:pPr>
-        <w:pStyle w:val="ListBullet"/>
-      </w:pPr>
       <w:r>
-        <w:t>Added tracking for login attempts to detect and prevent brute force attacks</w:t>
-      </w:r>
-    </w:p>
-    <w:p>
-      <w:pPr>
-        <w:pStyle w:val="ListBullet"/>
-      </w:pPr>
-      <w:r>
-        <w:t>Implemented secure password validation with proper error handling</w:t>
-      </w:r>
-    </w:p>
-    <w:p>
-      <w:pPr>
-        <w:pStyle w:val="ListBullet"/>
-      </w:pPr>
-      <w:r>
-        <w:t>Added last login timestamp tracking for security auditing</w:t>
-      </w:r>
-    </w:p>
-    <w:p>
-      <w:pPr>
-        <w:pStyle w:val="ListBullet"/>
-      </w:pPr>
-      <w:r>
-        <w:t>Improved error handling in password validation</w:t>
+        <w:t>The backend no longer maintains a separate legacy JWT middleware for admin maintenance routes. That removes request-shape drift and secret-source drift between login-issued tokens and admin-only APIs.</w:t>
       </w:r>
     </w:p>
     <w:p>
@@ -78,55 +162,72 @@
         <w:pStyle w:val="Heading3"/>
       </w:pPr>
       <w:r>
-        <w:t>2. Robust Authentication Routes</w:t>
+        <w:t>Clear auth error semantics</w:t>
       </w:r>
     </w:p>
     <w:p>
-      <w:pPr>
-        <w:pStyle w:val="ListBullet"/>
-      </w:pPr>
       <w:r>
-        <w:t>Implemented structured error responses with consistent format</w:t>
+        <w:t xml:space="preserve">Authentication-related APIs return structured error payloads with stable error codes, including: - </w:t>
       </w:r>
-    </w:p>
-    <w:p>
-      <w:pPr>
-        <w:pStyle w:val="ListBullet"/>
-      </w:pPr>
       <w:r>
-        <w:t>Added detailed error codes for better client-side error handling</w:t>
+        <w:rPr>
+          <w:rFonts w:ascii="Mono" w:hAnsi="Mono"/>
+        </w:rPr>
+        <w:t>validation_error</w:t>
       </w:r>
-    </w:p>
-    <w:p>
-      <w:pPr>
-        <w:pStyle w:val="ListBullet"/>
-      </w:pPr>
       <w:r>
-        <w:t>Enhanced validation for registration and login requests</w:t>
+        <w:t xml:space="preserve"> - </w:t>
       </w:r>
-    </w:p>
-    <w:p>
-      <w:pPr>
-        <w:pStyle w:val="ListBullet"/>
-      </w:pPr>
       <w:r>
-        <w:t>Improved token generation with proper expiration handling</w:t>
+        <w:rPr>
+          <w:rFonts w:ascii="Mono" w:hAnsi="Mono"/>
+        </w:rPr>
+        <w:t>invalid_credentials</w:t>
       </w:r>
-    </w:p>
-    <w:p>
-      <w:pPr>
-        <w:pStyle w:val="ListBullet"/>
-      </w:pPr>
       <w:r>
-        <w:t>Added request tracking with unique request IDs for better debugging</w:t>
+        <w:t xml:space="preserve"> - </w:t>
       </w:r>
-    </w:p>
-    <w:p>
-      <w:pPr>
-        <w:pStyle w:val="ListBullet"/>
-      </w:pPr>
       <w:r>
-        <w:t>Implemented progressive delays for failed login attempts to prevent brute force attacks</w:t>
+        <w:rPr>
+          <w:rFonts w:ascii="Mono" w:hAnsi="Mono"/>
+        </w:rPr>
+        <w:t>missing_token</w:t>
+      </w:r>
+      <w:r>
+        <w:t xml:space="preserve"> - </w:t>
+      </w:r>
+      <w:r>
+        <w:rPr>
+          <w:rFonts w:ascii="Mono" w:hAnsi="Mono"/>
+        </w:rPr>
+        <w:t>invalid_token_format</w:t>
+      </w:r>
+      <w:r>
+        <w:t xml:space="preserve"> - </w:t>
+      </w:r>
+      <w:r>
+        <w:rPr>
+          <w:rFonts w:ascii="Mono" w:hAnsi="Mono"/>
+        </w:rPr>
+        <w:t>token_expired</w:t>
+      </w:r>
+      <w:r>
+        <w:t xml:space="preserve"> - </w:t>
+      </w:r>
+      <w:r>
+        <w:rPr>
+          <w:rFonts w:ascii="Mono" w:hAnsi="Mono"/>
+        </w:rPr>
+        <w:t>email_already_exists</w:t>
+      </w:r>
+      <w:r>
+        <w:t xml:space="preserve"> - </w:t>
+      </w:r>
+      <w:r>
+        <w:rPr>
+          <w:rFonts w:ascii="Mono" w:hAnsi="Mono"/>
+        </w:rPr>
+        <w:t>username_already_exists</w:t>
       </w:r>
     </w:p>
     <w:p>
@@ -134,47 +235,36 @@
         <w:pStyle w:val="Heading3"/>
       </w:pPr>
       <w:r>
-        <w:t>3. Comprehensive Logging</w:t>
+        <w:t xml:space="preserve">DB uniqueness conflicts return </w:t>
+      </w:r>
+      <w:r>
+        <w:rPr>
+          <w:rFonts w:ascii="Mono" w:hAnsi="Mono"/>
+        </w:rPr>
+        <w:t>409</w:t>
       </w:r>
     </w:p>
     <w:p>
-      <w:pPr>
-        <w:pStyle w:val="ListBullet"/>
-      </w:pPr>
       <w:r>
-        <w:t>Added detailed logging for all authentication operations</w:t>
+        <w:t xml:space="preserve">Registration and profile updates translate uniqueness races into explicit </w:t>
       </w:r>
-    </w:p>
-    <w:p>
-      <w:pPr>
-        <w:pStyle w:val="ListBullet"/>
-      </w:pPr>
       <w:r>
-        <w:t>Included request IDs in logs for request tracing</w:t>
+        <w:rPr>
+          <w:rFonts w:ascii="Mono" w:hAnsi="Mono"/>
+        </w:rPr>
+        <w:t>409 Conflict</w:t>
       </w:r>
-    </w:p>
-    <w:p>
-      <w:pPr>
-        <w:pStyle w:val="ListBullet"/>
-      </w:pPr>
       <w:r>
-        <w:t>Logged IP addresses and user agents for security monitoring</w:t>
+        <w:t xml:space="preserve"> responses instead of generic </w:t>
       </w:r>
-    </w:p>
-    <w:p>
-      <w:pPr>
-        <w:pStyle w:val="ListBullet"/>
-      </w:pPr>
       <w:r>
-        <w:t>Added performance metrics (processing time) for monitoring</w:t>
+        <w:rPr>
+          <w:rFonts w:ascii="Mono" w:hAnsi="Mono"/>
+        </w:rPr>
+        <w:t>500</w:t>
       </w:r>
-    </w:p>
-    <w:p>
-      <w:pPr>
-        <w:pStyle w:val="ListBullet"/>
-      </w:pPr>
       <w:r>
-        <w:t>Implemented different log levels (debug, info, warn, error) for better filtering</w:t>
+        <w:t xml:space="preserve"> failures.</w:t>
       </w:r>
     </w:p>
     <w:p>
@@ -182,95 +272,21 @@
         <w:pStyle w:val="Heading3"/>
       </w:pPr>
       <w:r>
-        <w:t>4. Improved Frontend Error Handling</w:t>
+        <w:t>Demo-token bypass removed</w:t>
       </w:r>
     </w:p>
     <w:p>
-      <w:pPr>
-        <w:pStyle w:val="ListBullet"/>
-      </w:pPr>
       <w:r>
-        <w:t>Enhanced Login component with better error display</w:t>
+        <w:t xml:space="preserve">Backend auth rejects </w:t>
       </w:r>
-    </w:p>
-    <w:p>
-      <w:pPr>
-        <w:pStyle w:val="ListBullet"/>
-      </w:pPr>
       <w:r>
-        <w:t>Added support for structured error responses from the backend</w:t>
+        <w:rPr>
+          <w:rFonts w:ascii="Mono" w:hAnsi="Mono"/>
+        </w:rPr>
+        <w:t>demo-token-*</w:t>
       </w:r>
-    </w:p>
-    <w:p>
-      <w:pPr>
-        <w:pStyle w:val="ListBullet"/>
-      </w:pPr>
       <w:r>
-        <w:t>Implemented user-friendly error messages based on error codes</w:t>
-      </w:r>
-    </w:p>
-    <w:p>
-      <w:pPr>
-        <w:pStyle w:val="ListBullet"/>
-      </w:pPr>
-      <w:r>
-        <w:t>Added field-level validation with visual feedback</w:t>
-      </w:r>
-    </w:p>
-    <w:p>
-      <w:pPr>
-        <w:pStyle w:val="ListBullet"/>
-      </w:pPr>
-      <w:r>
-        <w:t>Improved form validation with real-time feedback</w:t>
-      </w:r>
-    </w:p>
-    <w:p>
-      <w:pPr>
-        <w:pStyle w:val="Heading3"/>
-      </w:pPr>
-      <w:r>
-        <w:t>5. Security Enhancements</w:t>
-      </w:r>
-    </w:p>
-    <w:p>
-      <w:pPr>
-        <w:pStyle w:val="ListBullet"/>
-      </w:pPr>
-      <w:r>
-        <w:t>Properly typed JWT token handling</w:t>
-      </w:r>
-    </w:p>
-    <w:p>
-      <w:pPr>
-        <w:pStyle w:val="ListBullet"/>
-      </w:pPr>
-      <w:r>
-        <w:t>Added proper environment variable handling with secure defaults</w:t>
-      </w:r>
-    </w:p>
-    <w:p>
-      <w:pPr>
-        <w:pStyle w:val="ListBullet"/>
-      </w:pPr>
-      <w:r>
-        <w:t>Implemented token expiration handling</w:t>
-      </w:r>
-    </w:p>
-    <w:p>
-      <w:pPr>
-        <w:pStyle w:val="ListBullet"/>
-      </w:pPr>
-      <w:r>
-        <w:t>Added IP address and user agent tracking</w:t>
-      </w:r>
-    </w:p>
-    <w:p>
-      <w:pPr>
-        <w:pStyle w:val="ListBullet"/>
-      </w:pPr>
-      <w:r>
-        <w:t>Enhanced refresh token security</w:t>
+        <w:t xml:space="preserve"> shortcuts. That keeps local and deployed environments aligned on real JWT validation.</w:t>
       </w:r>
     </w:p>
     <w:p>
@@ -278,20 +294,12 @@
         <w:pStyle w:val="Heading2"/>
       </w:pPr>
       <w:r>
-        <w:t>Technical Details</w:t>
-      </w:r>
-    </w:p>
-    <w:p>
-      <w:pPr>
-        <w:pStyle w:val="Heading3"/>
-      </w:pPr>
-      <w:r>
-        <w:t>Error Response Format</w:t>
+        <w:t>Local development behavior</w:t>
       </w:r>
     </w:p>
     <w:p>
       <w:r>
-        <w:t>All authentication endpoints now return consistent error responses:</w:t>
+        <w:t>The common checked-in frontend mode uses:</w:t>
       </w:r>
     </w:p>
     <w:p>
@@ -299,255 +307,60 @@
         <w:rPr>
           <w:rFonts w:ascii="Mono" w:hAnsi="Mono"/>
         </w:rPr>
-        <w:t xml:space="preserve">{
-  "success": false,
-  "message": "Human-readable error message",
-  "error": "error_code",
-  "requestId": "unique-request-id",
-  "details": {
-    // Optional additional error details
-  }
-}
+        <w:t xml:space="preserve">VITE_DISABLE_AUTH=true
 </w:t>
       </w:r>
     </w:p>
     <w:p>
-      <w:pPr>
-        <w:pStyle w:val="Heading3"/>
-      </w:pPr>
       <w:r>
-        <w:t>Error Codes</w:t>
+        <w:t xml:space="preserve">That means: - </w:t>
+      </w:r>
+      <w:r>
+        <w:rPr>
+          <w:rFonts w:ascii="Mono" w:hAnsi="Mono"/>
+        </w:rPr>
+        <w:t>/login</w:t>
+      </w:r>
+      <w:r>
+        <w:t xml:space="preserve"> redirects into the authenticated app shell - frontend screenshots taken in the default local environment show the </w:t>
+      </w:r>
+      <w:r>
+        <w:rPr>
+          <w:rFonts w:ascii="Mono" w:hAnsi="Mono"/>
+        </w:rPr>
+        <w:t>dev-admin</w:t>
+      </w:r>
+      <w:r>
+        <w:t xml:space="preserve"> session - real login testing requires turning auth back on before starting the frontend</w:t>
       </w:r>
     </w:p>
     <w:p>
       <w:r>
-        <w:t>The system now uses standardized error codes:</w:t>
+        <w:t xml:space="preserve">Canonical URLs: - production app: </w:t>
       </w:r>
-    </w:p>
-    <w:p>
-      <w:pPr>
-        <w:pStyle w:val="ListBullet"/>
-      </w:pPr>
       <w:r>
         <w:rPr>
           <w:rFonts w:ascii="Mono" w:hAnsi="Mono"/>
         </w:rPr>
-        <w:t>validation_error</w:t>
+        <w:t>https://pstest.morloksmaze.com</w:t>
       </w:r>
       <w:r>
-        <w:t>: Input validation failed</w:t>
+        <w:t xml:space="preserve"> - production API health: </w:t>
       </w:r>
-    </w:p>
-    <w:p>
-      <w:pPr>
-        <w:pStyle w:val="ListBullet"/>
-      </w:pPr>
       <w:r>
         <w:rPr>
           <w:rFonts w:ascii="Mono" w:hAnsi="Mono"/>
         </w:rPr>
-        <w:t>email_already_exists</w:t>
+        <w:t>https://pstest.morloksmaze.com/api/health</w:t>
       </w:r>
       <w:r>
-        <w:t>: Email is already registered</w:t>
+        <w:t xml:space="preserve"> - local mock UI: </w:t>
       </w:r>
-    </w:p>
-    <w:p>
-      <w:pPr>
-        <w:pStyle w:val="ListBullet"/>
-      </w:pPr>
       <w:r>
         <w:rPr>
           <w:rFonts w:ascii="Mono" w:hAnsi="Mono"/>
         </w:rPr>
-        <w:t>username_already_exists</w:t>
-      </w:r>
-      <w:r>
-        <w:t>: Username is already taken</w:t>
-      </w:r>
-    </w:p>
-    <w:p>
-      <w:pPr>
-        <w:pStyle w:val="ListBullet"/>
-      </w:pPr>
-      <w:r>
-        <w:rPr>
-          <w:rFonts w:ascii="Mono" w:hAnsi="Mono"/>
-        </w:rPr>
-        <w:t>user_not_found</w:t>
-      </w:r>
-      <w:r>
-        <w:t>: User not found</w:t>
-      </w:r>
-    </w:p>
-    <w:p>
-      <w:pPr>
-        <w:pStyle w:val="ListBullet"/>
-      </w:pPr>
-      <w:r>
-        <w:rPr>
-          <w:rFonts w:ascii="Mono" w:hAnsi="Mono"/>
-        </w:rPr>
-        <w:t>invalid_credentials</w:t>
-      </w:r>
-      <w:r>
-        <w:t>: Password is incorrect</w:t>
-      </w:r>
-    </w:p>
-    <w:p>
-      <w:pPr>
-        <w:pStyle w:val="ListBullet"/>
-      </w:pPr>
-      <w:r>
-        <w:rPr>
-          <w:rFonts w:ascii="Mono" w:hAnsi="Mono"/>
-        </w:rPr>
-        <w:t>server_error</w:t>
-      </w:r>
-      <w:r>
-        <w:t>: Internal server error</w:t>
-      </w:r>
-    </w:p>
-    <w:p>
-      <w:pPr>
-        <w:pStyle w:val="ListBullet"/>
-      </w:pPr>
-      <w:r>
-        <w:rPr>
-          <w:rFonts w:ascii="Mono" w:hAnsi="Mono"/>
-        </w:rPr>
-        <w:t>missing_token</w:t>
-      </w:r>
-      <w:r>
-        <w:t>: No authentication token provided</w:t>
-      </w:r>
-    </w:p>
-    <w:p>
-      <w:pPr>
-        <w:pStyle w:val="ListBullet"/>
-      </w:pPr>
-      <w:r>
-        <w:rPr>
-          <w:rFonts w:ascii="Mono" w:hAnsi="Mono"/>
-        </w:rPr>
-        <w:t>invalid_token_format</w:t>
-      </w:r>
-      <w:r>
-        <w:t>: Token format is invalid</w:t>
-      </w:r>
-    </w:p>
-    <w:p>
-      <w:pPr>
-        <w:pStyle w:val="ListBullet"/>
-      </w:pPr>
-      <w:r>
-        <w:rPr>
-          <w:rFonts w:ascii="Mono" w:hAnsi="Mono"/>
-        </w:rPr>
-        <w:t>token_expired</w:t>
-      </w:r>
-      <w:r>
-        <w:t>: JWT token has expired</w:t>
-      </w:r>
-    </w:p>
-    <w:p>
-      <w:pPr>
-        <w:pStyle w:val="ListBullet"/>
-      </w:pPr>
-      <w:r>
-        <w:rPr>
-          <w:rFonts w:ascii="Mono" w:hAnsi="Mono"/>
-        </w:rPr>
-        <w:t>refresh_token_expired</w:t>
-      </w:r>
-      <w:r>
-        <w:t>: Refresh token has expired</w:t>
-      </w:r>
-    </w:p>
-    <w:p>
-      <w:pPr>
-        <w:pStyle w:val="ListBullet"/>
-      </w:pPr>
-      <w:r>
-        <w:rPr>
-          <w:rFonts w:ascii="Mono" w:hAnsi="Mono"/>
-        </w:rPr>
-        <w:t>invalid_refresh_token</w:t>
-      </w:r>
-      <w:r>
-        <w:t>: Refresh token is invalid</w:t>
-      </w:r>
-    </w:p>
-    <w:p>
-      <w:pPr>
-        <w:pStyle w:val="ListBullet"/>
-      </w:pPr>
-      <w:r>
-        <w:rPr>
-          <w:rFonts w:ascii="Mono" w:hAnsi="Mono"/>
-        </w:rPr>
-        <w:t>missing_refresh_token</w:t>
-      </w:r>
-      <w:r>
-        <w:t>: No refresh token provided</w:t>
-      </w:r>
-    </w:p>
-    <w:p>
-      <w:pPr>
-        <w:pStyle w:val="Heading3"/>
-      </w:pPr>
-      <w:r>
-        <w:t>Request Tracking</w:t>
-      </w:r>
-    </w:p>
-    <w:p>
-      <w:r>
-        <w:t>Each authentication request now includes:</w:t>
-      </w:r>
-    </w:p>
-    <w:p>
-      <w:pPr>
-        <w:pStyle w:val="ListBullet"/>
-      </w:pPr>
-      <w:r>
-        <w:t>Unique request ID</w:t>
-      </w:r>
-    </w:p>
-    <w:p>
-      <w:pPr>
-        <w:pStyle w:val="ListBullet"/>
-      </w:pPr>
-      <w:r>
-        <w:t>Timestamp</w:t>
-      </w:r>
-    </w:p>
-    <w:p>
-      <w:pPr>
-        <w:pStyle w:val="ListBullet"/>
-      </w:pPr>
-      <w:r>
-        <w:t>IP address</w:t>
-      </w:r>
-    </w:p>
-    <w:p>
-      <w:pPr>
-        <w:pStyle w:val="ListBullet"/>
-      </w:pPr>
-      <w:r>
-        <w:t>User agent</w:t>
-      </w:r>
-    </w:p>
-    <w:p>
-      <w:pPr>
-        <w:pStyle w:val="ListBullet"/>
-      </w:pPr>
-      <w:r>
-        <w:t>Processing time</w:t>
-      </w:r>
-    </w:p>
-    <w:p>
-      <w:r>
-        <w:t>This information is included in logs and error responses for better debugging and security monitoring.</w:t>
+        <w:t>http://127.0.0.1:5173</w:t>
       </w:r>
     </w:p>
     <w:p>
@@ -555,133 +368,26 @@
         <w:pStyle w:val="Heading2"/>
       </w:pPr>
       <w:r>
-        <w:t>Testing Authentication</w:t>
-      </w:r>
-    </w:p>
-    <w:p>
-      <w:pPr>
-        <w:pStyle w:val="Heading3"/>
-      </w:pPr>
-      <w:r>
-        <w:t>Using the Admin Account</w:t>
+        <w:t>Credential guidance</w:t>
       </w:r>
     </w:p>
     <w:p>
       <w:r>
-        <w:t>The system includes a default administrator account with the following credentials:</w:t>
-      </w:r>
-    </w:p>
-    <w:p>
-      <w:pPr>
-        <w:pStyle w:val="ListBullet"/>
-      </w:pPr>
-      <w:r>
-        <w:t xml:space="preserve">Email: </w:t>
+        <w:t xml:space="preserve">Do not treat historical references to </w:t>
       </w:r>
       <w:r>
         <w:rPr>
           <w:rFonts w:ascii="Mono" w:hAnsi="Mono"/>
         </w:rPr>
-        <w:t>admin@psscript.com</w:t>
-      </w:r>
-    </w:p>
-    <w:p>
-      <w:pPr>
-        <w:pStyle w:val="ListBullet"/>
-      </w:pPr>
-      <w:r>
-        <w:t xml:space="preserve">Password: </w:t>
+        <w:t>admin@psscript.com / ChangeMe1!</w:t>
       </w:r>
       <w:r>
-        <w:rPr>
-          <w:rFonts w:ascii="Mono" w:hAnsi="Mono"/>
-        </w:rPr>
-        <w:t>ChangeMe1!</w:t>
+        <w:t xml:space="preserve"> as current credentials. Real login testing requires your actual seeded or managed credentials.</w:t>
       </w:r>
     </w:p>
     <w:p>
       <w:r>
-        <w:t>To verify the authentication system is working correctly, run:</w:t>
-      </w:r>
-    </w:p>
-    <w:p>
-      <w:r>
-        <w:rPr>
-          <w:rFonts w:ascii="Mono" w:hAnsi="Mono"/>
-        </w:rPr>
-        <w:t xml:space="preserve">node test-login.js
-</w:t>
-      </w:r>
-    </w:p>
-    <w:p>
-      <w:r>
-        <w:t>This script tests: 1. Login with admin credentials 2. Retrieving user details using the authentication token 3. Verifies token generation and validation</w:t>
-      </w:r>
-    </w:p>
-    <w:p>
-      <w:pPr>
-        <w:pStyle w:val="Heading2"/>
-      </w:pPr>
-      <w:r>
-        <w:t>Future Improvements</w:t>
-      </w:r>
-    </w:p>
-    <w:p>
-      <w:r>
-        <w:t>Potential future enhancements to consider:</w:t>
-      </w:r>
-    </w:p>
-    <w:p>
-      <w:pPr>
-        <w:pStyle w:val="ListNumber"/>
-      </w:pPr>
-      <w:r>
-        <w:t>Implement rate limiting for authentication endpoints</w:t>
-      </w:r>
-    </w:p>
-    <w:p>
-      <w:pPr>
-        <w:pStyle w:val="ListNumber"/>
-      </w:pPr>
-      <w:r>
-        <w:t>Add multi-factor authentication support</w:t>
-      </w:r>
-    </w:p>
-    <w:p>
-      <w:pPr>
-        <w:pStyle w:val="ListNumber"/>
-      </w:pPr>
-      <w:r>
-        <w:t>Implement account lockout after multiple failed attempts</w:t>
-      </w:r>
-    </w:p>
-    <w:p>
-      <w:pPr>
-        <w:pStyle w:val="ListNumber"/>
-      </w:pPr>
-      <w:r>
-        <w:t>Add password strength requirements</w:t>
-      </w:r>
-    </w:p>
-    <w:p>
-      <w:pPr>
-        <w:pStyle w:val="ListNumber"/>
-      </w:pPr>
-      <w:r>
-        <w:t>Implement session management with device tracking</w:t>
-      </w:r>
-    </w:p>
-    <w:p>
-      <w:pPr>
-        <w:pStyle w:val="ListNumber"/>
-      </w:pPr>
-      <w:r>
-        <w:t>Add support for OAuth providers (Google, GitHub, etc.)</w:t>
-      </w:r>
-    </w:p>
-    <w:p>
-      <w:r>
-        <w:t>Generated 2026-01-16 23:34 UTC</w:t>
+        <w:t>Generated 2026-04-29 14:08 UTC</w:t>
         <w:t xml:space="preserve"> </w:t>
       </w:r>
     </w:p>
